--- a/klagomål/A 22023-2026 FSC-klagomål.docx
+++ b/klagomål/A 22023-2026 FSC-klagomål.docx
@@ -1380,7 +1380,7 @@
     <w:r>
       <w:tab/>
       <w:tab/>
-      <w:t>2026-08-02</w:t>
+      <w:t>2026-08-03</w:t>
       <w:br/>
       <w:br/>
     </w:r>

--- a/klagomål/A 22023-2026 FSC-klagomål.docx
+++ b/klagomål/A 22023-2026 FSC-klagomål.docx
@@ -1380,7 +1380,7 @@
     <w:r>
       <w:tab/>
       <w:tab/>
-      <w:t>2026-08-03</w:t>
+      <w:t>2026-08-05</w:t>
       <w:br/>
       <w:br/>
     </w:r>

--- a/klagomål/A 22023-2026 FSC-klagomål.docx
+++ b/klagomål/A 22023-2026 FSC-klagomål.docx
@@ -1380,7 +1380,7 @@
     <w:r>
       <w:tab/>
       <w:tab/>
-      <w:t>2026-08-05</w:t>
+      <w:t>2026-08-07</w:t>
       <w:br/>
       <w:br/>
     </w:r>

--- a/klagomål/A 22023-2026 FSC-klagomål.docx
+++ b/klagomål/A 22023-2026 FSC-klagomål.docx
@@ -1380,7 +1380,7 @@
     <w:r>
       <w:tab/>
       <w:tab/>
-      <w:t>2026-08-07</w:t>
+      <w:t>2026-08-08</w:t>
       <w:br/>
       <w:br/>
     </w:r>

--- a/klagomål/A 22023-2026 FSC-klagomål.docx
+++ b/klagomål/A 22023-2026 FSC-klagomål.docx
@@ -1380,7 +1380,7 @@
     <w:r>
       <w:tab/>
       <w:tab/>
-      <w:t>2026-08-15</w:t>
+      <w:t>2026-08-16</w:t>
       <w:br/>
       <w:br/>
     </w:r>

--- a/klagomål/A 22023-2026 FSC-klagomål.docx
+++ b/klagomål/A 22023-2026 FSC-klagomål.docx
@@ -1380,7 +1380,7 @@
     <w:r>
       <w:tab/>
       <w:tab/>
-      <w:t>2026-08-16</w:t>
+      <w:t>2026-08-17</w:t>
       <w:br/>
       <w:br/>
     </w:r>

--- a/klagomål/A 22023-2026 FSC-klagomål.docx
+++ b/klagomål/A 22023-2026 FSC-klagomål.docx
@@ -1380,7 +1380,7 @@
     <w:r>
       <w:tab/>
       <w:tab/>
-      <w:t>2026-08-17</w:t>
+      <w:t>2026-08-18</w:t>
       <w:br/>
       <w:br/>
     </w:r>

--- a/klagomål/A 22023-2026 FSC-klagomål.docx
+++ b/klagomål/A 22023-2026 FSC-klagomål.docx
@@ -1380,7 +1380,7 @@
     <w:r>
       <w:tab/>
       <w:tab/>
-      <w:t>2026-08-18</w:t>
+      <w:t>2026-08-19</w:t>
       <w:br/>
       <w:br/>
     </w:r>
